--- a/Traverse_Whitepaper_v1.0.docx
+++ b/Traverse_Whitepaper_v1.0.docx
@@ -21,7 +21,7 @@
           <w:sz w:val="72"/>
           <w:szCs w:val="72"/>
         </w:rPr>
-        <w:t xml:space="preserve">VORTEX PROTOCOL</w:t>
+        <w:t>TRAVERSE PROTOCOL</w:t>
       </w:r>
     </w:p>
     <w:p>
@@ -38,7 +38,7 @@
           <w:sz w:val="52"/>
           <w:szCs w:val="52"/>
         </w:rPr>
-        <w:t xml:space="preserve">VTX</w:t>
+        <w:t>TRV</w:t>
       </w:r>
     </w:p>
     <w:p>
@@ -143,7 +143,7 @@
           <w:sz w:val="22"/>
           <w:szCs w:val="22"/>
         </w:rPr>
-        <w:t xml:space="preserve">vortexprotocol.io</w:t>
+        <w:t>traverseprotocol.io</w:t>
       </w:r>
     </w:p>
     <w:p>
@@ -158,7 +158,7 @@
           <w:sz w:val="22"/>
           <w:szCs w:val="22"/>
         </w:rPr>
-        <w:t xml:space="preserve">contact@vortexprotocol.io</w:t>
+        <w:t>contact@traverseprotocol.io</w:t>
       </w:r>
     </w:p>
     <w:p>
@@ -203,7 +203,7 @@
           <w:sz w:val="20"/>
           <w:szCs w:val="20"/>
         </w:rPr>
-        <w:t xml:space="preserve">O Vortex Protocol (VTX) e uma infraestrutura de roteamento de liquidez cross-chain baseada em arquitetura intent-based com mecanismo de solver auction competitivo. O protocolo resolve um dos problemas mais criticos do ecossistema DeFi atual: a fragmentacao de liquidez entre dezenas de blockchains e centenas de protocolos descentralizados, que impoe ao usuario final custos excessivos, experiencia de uso degradada e riscos operacionais desnecessarios.</w:t>
+        <w:t>O Traverse Protocol (TRV) e uma infraestrutura de roteamento de liquidez cross-chain baseada em arquitetura intent-based com mecanismo de solver auction competitivo. O protocolo resolve um dos problemas mais criticos do ecossistema DeFi atual: a fragmentacao de liquidez entre dezenas de blockchains e centenas de protocolos descentralizados, que impoe ao usuario final custos excessivos, experiencia de uso degradada e riscos operacionais desnecessarios.</w:t>
       </w:r>
     </w:p>
     <w:p>
@@ -218,7 +218,7 @@
           <w:sz w:val="20"/>
           <w:szCs w:val="20"/>
         </w:rPr>
-        <w:t xml:space="preserve">Em vez de exigir que usuarios entendam pontes, rotas de swap, slippage e gas em multiplas redes, o Vortex abstrai toda essa complexidade atraves do conceito de intents. O usuario simplesmente declara o que deseja — por exemplo, 'trocar 1 ETH na rede Ethereum por USDC na Solana' — e o protocolo coordena a execucao otima dessa operacao de forma automatica e competitiva.</w:t>
+        <w:t>Em vez de exigir que usuarios entendam pontes, rotas de swap, slippage e gas em multiplas redes, o Traverse abstrai toda essa complexidade atraves do conceito de intents. O usuario simplesmente declara o que deseja — por exemplo, 'trocar 1 ETH na rede Ethereum por USDC na Solana' — e o protocolo coordena a execucao otima dessa operacao de forma automatica e competitiva.</w:t>
       </w:r>
     </w:p>
     <w:p>
@@ -248,7 +248,7 @@
           <w:sz w:val="20"/>
           <w:szCs w:val="20"/>
         </w:rPr>
-        <w:t xml:space="preserve">O token VTX e o ativo de utilidade central do ecossistema, com quatro funcoes interligadas: (1) staking obrigatorio para solvers, criando skin-in-the-game; (2) participacao na governanca on-chain; (3) desconto progressivo de fees para holders; e (4) compartilhamento de receita do protocolo para stakers. O supply total e fixo em 1,000,000,000 (um bilhao) de tokens, sem possibilidade de emissao adicional.</w:t>
+        <w:t>O token TRV e o ativo de utilidade central do ecossistema, com quatro funcoes interligadas: (1) staking obrigatorio para solvers, criando skin-in-the-game; (2) participacao na governanca on-chain; (3) desconto progressivo de fees para holders; e (4) compartilhamento de receita do protocolo para stakers. O supply total e fixo em 1,000,000,000 (um bilhao) de tokens, sem possibilidade de emissao adicional.</w:t>
       </w:r>
     </w:p>
     <w:p>
@@ -263,7 +263,7 @@
           <w:sz w:val="20"/>
           <w:szCs w:val="20"/>
         </w:rPr>
-        <w:t xml:space="preserve">O mercado enderecavel e substancial: o valor total bloqueado (TVL) em DeFi supera $100 bilhoes, o volume cross-chain cresce a uma taxa anual composta superior a 60%, e mais de 50 blockchains Layer 1 e Layer 2 competem por liquidez fragmentada. O Vortex Protocol posiciona-se como a camada de roteamento universal que conecta esse ecossistema fragmentado de forma eficiente e segura.</w:t>
+        <w:t>O mercado enderecavel e substancial: o valor total bloqueado (TVL) em DeFi supera $100 bilhoes, o volume cross-chain cresce a uma taxa anual composta superior a 60%, e mais de 50 blockchains Layer 1 e Layer 2 competem por liquidez fragmentada. O Traverse Protocol posiciona-se como a camada de roteamento universal que conecta esse ecossistema fragmentado de forma eficiente e segura.</w:t>
       </w:r>
     </w:p>
     <w:p>
@@ -293,7 +293,7 @@
           <w:sz w:val="20"/>
           <w:szCs w:val="20"/>
         </w:rPr>
-        <w:t xml:space="preserve">Vortex e o unico protocolo intent-based cross-chain com solver auction nativo e multi-chain — combinando a eficiencia de execucao do CoW Protocol com a abrangencia multi-chain do LiFi, em uma arquitetura superior.</w:t>
+        <w:t>Traverse e o unico protocolo intent-based cross-chain com solver auction nativo e multi-chain — combinando a eficiencia de execucao do CoW Protocol com a abrangencia multi-chain do LiFi, em uma arquitetura superior.</w:t>
       </w:r>
     </w:p>
     <w:p>
@@ -747,7 +747,7 @@
           <w:sz w:val="20"/>
           <w:szCs w:val="20"/>
         </w:rPr>
-        <w:t xml:space="preserve">Se o Vortex capturar apenas 5% do volume cross-chain projetado para 2027 ($2T anualizados), isso representa $100B em volume anual e $50M em fees ao protocolo — suficiente para sustentar um ecossistema robusto de stakers e solvers.</w:t>
+        <w:t>Se o Traverse capturar apenas 5% do volume cross-chain projetado para 2027 ($2T anualizados), isso representa $100B em volume anual e $50M em fees ao protocolo — suficiente para sustentar um ecossistema robusto de stakers e solvers.</w:t>
       </w:r>
     </w:p>
     <w:p>
@@ -769,7 +769,7 @@
           <w:sz w:val="36"/>
           <w:szCs w:val="36"/>
         </w:rPr>
-        <w:t xml:space="preserve">A Solucao: Vortex Protocol</w:t>
+        <w:t>A Solucao: Traverse Protocol</w:t>
       </w:r>
     </w:p>
     <w:p>
@@ -809,7 +809,7 @@
           <w:sz w:val="20"/>
           <w:szCs w:val="20"/>
         </w:rPr>
-        <w:t xml:space="preserve">O Vortex Protocol e um roteador de liquidez cross-chain que abstrai toda a complexidade operacional de movimentacao de ativos entre blockchains atraves de uma interface de intents declarativas. O protocolo nao e uma bridge, nao e um DEX e nao e um simples agregador: e uma camada de coordenacao que conecta demanda (usuarios com intents) a oferta (solvers com capital e acesso a liquidez).</w:t>
+        <w:t>O Traverse Protocol e um roteador de liquidez cross-chain que abstrai toda a complexidade operacional de movimentacao de ativos entre blockchains atraves de uma interface de intents declarativas. O protocolo nao e uma bridge, nao e um DEX e nao e um simples agregador: e uma camada de coordenacao que conecta demanda (usuarios com intents) a oferta (solvers com capital e acesso a liquidez).</w:t>
       </w:r>
     </w:p>
     <w:p>
@@ -824,7 +824,7 @@
           <w:sz w:val="20"/>
           <w:szCs w:val="20"/>
         </w:rPr>
-        <w:t xml:space="preserve">A arquitetura e fundamentalmente diferente dos protocolos existentes. Em vez de executar swaps ou bridges diretamente via smart contracts monoliticos, o Vortex atua como um sistema de coordenacao entre partes economicamente motivadas, garantindo que a execucao seja sempre competitiva, transparente e verificavel on-chain.</w:t>
+        <w:t>A arquitetura e fundamentalmente diferente dos protocolos existentes. Em vez de executar swaps ou bridges diretamente via smart contracts monoliticos, o Traverse atua como um sistema de coordenacao entre partes economicamente motivadas, garantindo que a execucao seja sempre competitiva, transparente e verificavel on-chain.</w:t>
       </w:r>
     </w:p>
     <w:p>
@@ -871,7 +871,7 @@
           <w:sz w:val="20"/>
           <w:szCs w:val="20"/>
         </w:rPr>
-        <w:t xml:space="preserve">Formalmente, uma intent no Vortex e uma estrutura de dados EIP-712 contendo:</w:t>
+        <w:t>Formalmente, uma intent no Traverse e uma estrutura de dados EIP-712 contendo:</w:t>
       </w:r>
     </w:p>
     <w:p>
@@ -1037,7 +1037,7 @@
           <w:sz w:val="20"/>
           <w:szCs w:val="20"/>
         </w:rPr>
-        <w:t xml:space="preserve">O diagrama abaixo descreve o fluxo completo de uma operacao no Vortex Protocol:</w:t>
+        <w:t>O diagrama abaixo descreve o fluxo completo de uma operacao no Traverse Protocol:</w:t>
       </w:r>
     </w:p>
     <w:p>
@@ -1132,7 +1132,7 @@
           <w:sz w:val="20"/>
           <w:szCs w:val="20"/>
         </w:rPr>
-        <w:t xml:space="preserve">VORTEX INTENT POOL (off-chain mempool)</w:t>
+        <w:t>TRAVERSE INTENT POOL (off-chain mempool)</w:t>
       </w:r>
     </w:p>
     <w:p>
@@ -1333,7 +1333,7 @@
           <w:sz w:val="20"/>
           <w:szCs w:val="20"/>
         </w:rPr>
-        <w:t xml:space="preserve">SETTLEMENT (VortexRouter verifica + libera fee para solver)</w:t>
+        <w:t>SETTLEMENT (TraverseRouter verifica + libera fee para solver)</w:t>
       </w:r>
     </w:p>
     <w:p>
@@ -1415,7 +1415,7 @@
           <w:sz w:val="20"/>
           <w:szCs w:val="20"/>
         </w:rPr>
-        <w:t xml:space="preserve">A estrutura de uma VortexIntent contem os seguintes campos tipados:</w:t>
+        <w:t>A estrutura de uma TraverseIntent contem os seguintes campos tipados:</w:t>
       </w:r>
     </w:p>
     <w:p>
@@ -1644,7 +1644,7 @@
           <w:sz w:val="20"/>
           <w:szCs w:val="20"/>
         </w:rPr>
-        <w:t xml:space="preserve">O hash EIP-712 incorpora o domain separator especifico do Vortex Protocol, garantindo que assinaturas validas em um contexto nao possam ser reutilizadas em outros contratos ou chains. Apos criada e assinada, a intent e transmitida ao Intent Pool — uma rede off-chain de nos que atuam como mempool de intents, analogamente ao mempool de transacoes do Ethereum.</w:t>
+        <w:t>O hash EIP-712 incorpora o domain separator especifico do Traverse Protocol, garantindo que assinaturas validas em um contexto nao possam ser reutilizadas em outros contratos ou chains. Apos criada e assinada, a intent e transmitida ao Intent Pool — uma rede off-chain de nos que atuam como mempool de intents, analogamente ao mempool de transacoes do Ethereum.</w:t>
       </w:r>
     </w:p>
     <w:p>
@@ -1659,7 +1659,7 @@
           <w:sz w:val="20"/>
           <w:szCs w:val="20"/>
         </w:rPr>
-        <w:t xml:space="preserve">Intents expiradas, malformadas ou com assinatura invalida sao rejeitadas antes de entrar no leilao. A verificacao criptografica e feita pelos solvers off-chain e, de forma definitiva, pelo VortexRouter on-chain no momento do settlement.</w:t>
+        <w:t>Intents expiradas, malformadas ou com assinatura invalida sao rejeitadas antes de entrar no leilao. A verificacao criptografica e feita pelos solvers off-chain e, de forma definitiva, pelo TraverseRouter on-chain no momento do settlement.</w:t>
       </w:r>
     </w:p>
     <w:p>
@@ -1691,7 +1691,7 @@
           <w:sz w:val="20"/>
           <w:szCs w:val="20"/>
         </w:rPr>
-        <w:t xml:space="preserve">Solvers sao agentes economicos — individuos, fundos de market making, protocolos ou sistemas automatizados — que se registram no Vortex Protocol depositando um bond minimo de 10,000 VTX em staking. Esse deposito serve como garantia de comportamento correto: desvios do output prometido resultam em slashing proporcional ao dano causado ao usuario.</w:t>
+        <w:t>Solvers sao agentes economicos — individuos, fundos de market making, protocolos ou sistemas automatizados — que se registram no Traverse Protocol depositando um bond minimo de 10,000 TRV em staking. Esse deposito serve como garantia de comportamento correto: desvios do output prometido resultam em slashing proporcional ao dano causado ao usuario.</w:t>
       </w:r>
     </w:p>
     <w:p>
@@ -1725,7 +1725,7 @@
           <w:sz w:val="20"/>
           <w:szCs w:val="20"/>
         </w:rPr>
-        <w:t xml:space="preserve">Depositar stake minimo de 10,000 VTX no contrato VortexStaking</w:t>
+        <w:t>Depositar stake minimo de 10,000 TRV no contrato TraverseStaking</w:t>
       </w:r>
     </w:p>
     <w:p>
@@ -1977,7 +1977,7 @@
           <w:sz w:val="20"/>
           <w:szCs w:val="20"/>
         </w:rPr>
-        <w:t xml:space="preserve">O settlement e o processo de verificacao e liquidacao de uma intent executada. O VortexRouter — o contrato central do protocolo — atua como juiz da execucao. O fluxo de settlement envolve:</w:t>
+        <w:t>O settlement e o processo de verificacao e liquidacao de uma intent executada. O TraverseRouter — o contrato central do protocolo — atua como juiz da execucao. O fluxo de settlement envolve:</w:t>
       </w:r>
     </w:p>
     <w:p>
@@ -2015,7 +2015,7 @@
           <w:sz w:val="20"/>
           <w:szCs w:val="20"/>
         </w:rPr>
-        <w:t xml:space="preserve">Apos entregar o ativo de saida ao recipient na chain de destino, o solver submete uma prova de execucao ao VortexRouter na chain de origem</w:t>
+        <w:t>Apos entregar o ativo de saida ao recipient na chain de destino, o solver submete uma prova de execucao ao TraverseRouter na chain de origem</w:t>
       </w:r>
     </w:p>
     <w:p>
@@ -2072,7 +2072,7 @@
           <w:sz w:val="20"/>
           <w:szCs w:val="20"/>
         </w:rPr>
-        <w:t xml:space="preserve">Confirmada a execucao, o VortexRouter libera a fee ao solver e registra a intent como 'settled' no estado on-chain</w:t>
+        <w:t>Confirmada a execucao, o TraverseRouter libera a fee ao solver e registra a intent como 'settled' no estado on-chain</w:t>
       </w:r>
     </w:p>
     <w:p>
@@ -2126,7 +2126,7 @@
           <w:sz w:val="22"/>
           <w:szCs w:val="22"/>
         </w:rPr>
-        <w:t xml:space="preserve">VTX Token (ERC-20)</w:t>
+        <w:t>TRV Token (ERC-20)</w:t>
       </w:r>
     </w:p>
     <w:p>
@@ -2141,7 +2141,7 @@
           <w:sz w:val="20"/>
           <w:szCs w:val="20"/>
         </w:rPr>
-        <w:t xml:space="preserve">O contrato VTX implementa o padrao ERC-20 com supply fixo pre-mintado no deployment. Nao ha funcao de mint() apos o deployment inicial. Suporta EIP-2612 (permit()) para aprovacoes gasless. O contrato e nao-upgradeable e auditado. Endereco de deployment sera publicado no TGE.</w:t>
+        <w:t>O contrato TRV implementa o padrao ERC-20 com supply fixo pre-mintado no deployment. Nao ha funcao de mint() apos o deployment inicial. Suporta EIP-2612 (permit()) para aprovacoes gasless. O contrato e nao-upgradeable e auditado. Endereco de deployment sera publicado no TGE.</w:t>
       </w:r>
     </w:p>
     <w:p>
@@ -2158,7 +2158,7 @@
           <w:sz w:val="22"/>
           <w:szCs w:val="22"/>
         </w:rPr>
-        <w:t xml:space="preserve">VortexRouter</w:t>
+        <w:t>TraverseRouter</w:t>
       </w:r>
     </w:p>
     <w:p>
@@ -2173,7 +2173,7 @@
           <w:sz w:val="20"/>
           <w:szCs w:val="20"/>
         </w:rPr>
-        <w:t xml:space="preserve">Contrato central responsavel por: verificar assinaturas EIP-712 de intents; gerenciar o ciclo de vida de cada intent (pending, filled, expired, cancelled); processar settlement mediante prova de execucao cross-chain; calcular e distribuir fees (70% stakers / 20% tesouro / 10% operacoes); emitir eventos on-chain para indexacao. Implementado como proxy upgradeable (EIP-1967) controlado pelo VortexGovernor via timelock.</w:t>
+        <w:t>Contrato central responsavel por: verificar assinaturas EIP-712 de intents; gerenciar o ciclo de vida de cada intent (pending, filled, expired, cancelled); processar settlement mediante prova de execucao cross-chain; calcular e distribuir fees (70% stakers / 20% tesouro / 10% operacoes); emitir eventos on-chain para indexacao. Implementado como proxy upgradeable (EIP-1967) controlado pelo TraverseGovernor via timelock.</w:t>
       </w:r>
     </w:p>
     <w:p>
@@ -2190,7 +2190,7 @@
           <w:sz w:val="22"/>
           <w:szCs w:val="22"/>
         </w:rPr>
-        <w:t xml:space="preserve">VortexStaking</w:t>
+        <w:t>TraverseStaking</w:t>
       </w:r>
     </w:p>
     <w:p>
@@ -2205,7 +2205,7 @@
           <w:sz w:val="20"/>
           <w:szCs w:val="20"/>
         </w:rPr>
-        <w:t xml:space="preserve">Gerencia depositos de VTX por solvers e stakers de revenue sharing. Funcoes principais: deposit(), withdraw() com periodo de unbonding (7 dias); slash() chamavel apenas pelo VortexRouter em casos de execucao incorreta; claimRewards() para distribuicao de fees acumuladas; getStakerScore() para calculo de peso de reputacao de solvers.</w:t>
+        <w:t>Gerencia depositos de TRV por solvers e stakers de revenue sharing. Funcoes principais: deposit(), withdraw() com periodo de unbonding (7 dias); slash() chamavel apenas pelo TraverseRouter em casos de execucao incorreta; claimRewards() para distribuicao de fees acumuladas; getStakerScore() para calculo de peso de reputacao de solvers.</w:t>
       </w:r>
     </w:p>
     <w:p>
@@ -2222,7 +2222,7 @@
           <w:sz w:val="22"/>
           <w:szCs w:val="22"/>
         </w:rPr>
-        <w:t xml:space="preserve">VortexGovernor</w:t>
+        <w:t>TraverseGovernor</w:t>
       </w:r>
     </w:p>
     <w:p>
@@ -2237,7 +2237,7 @@
           <w:sz w:val="20"/>
           <w:szCs w:val="20"/>
         </w:rPr>
-        <w:t xml:space="preserve">Implementa governanca on-chain baseada em OpenZeppelin Governor com extensao de timelock. Parametros: periodo de votacao de 5 dias; timelock de 48h antes da execucao; quorum de 10% do supply circulante; proposta exige 1,000,000 VTX em stake. Controla: upgrades do VortexRouter; parametros de fee; adicao de novas chains; parametros de slash.</w:t>
+        <w:t>Implementa governanca on-chain baseada em OpenZeppelin Governor com extensao de timelock. Parametros: periodo de votacao de 5 dias; timelock de 48h antes da execucao; quorum de 10% do supply circulante; proposta exige 1,000,000 TRV em stake. Controla: upgrades do TraverseRouter; parametros de fee; adicao de novas chains; parametros de slash.</w:t>
       </w:r>
     </w:p>
     <w:p>
@@ -2307,7 +2307,7 @@
           <w:sz w:val="20"/>
           <w:szCs w:val="20"/>
         </w:rPr>
-        <w:t xml:space="preserve">Multisig de emergencia: carteira Gnosis Safe 5-de-9 com poder de pause() do VortexRouter em casos de emergencia; sem poder de upgrade unilateral</w:t>
+        <w:t>Multisig de emergencia: carteira Gnosis Safe 5-de-9 com poder de pause() do TraverseRouter em casos de emergencia; sem poder de upgrade unilateral</w:t>
       </w:r>
     </w:p>
     <w:p>
@@ -2345,7 +2345,7 @@
           <w:sz w:val="20"/>
           <w:szCs w:val="20"/>
         </w:rPr>
-        <w:t xml:space="preserve">Bug Bounty: programa de $500,000 USD em VTX para reportes de vulnerabilidades criticas, gerenciado via Immunefi</w:t>
+        <w:t>Bug Bounty: programa de $500,000 USD em TRV para reportes de vulnerabilidades criticas, gerenciado via Immunefi</w:t>
       </w:r>
     </w:p>
     <w:p>
@@ -2364,7 +2364,7 @@
           <w:sz w:val="20"/>
           <w:szCs w:val="20"/>
         </w:rPr>
-        <w:t xml:space="preserve">Limites de rate: VortexRouter implementa limites maximos de volume por intent e por periodo para mitigar impacto de exploits</w:t>
+        <w:t>Limites de rate: TraverseRouter implementa limites maximos de volume por intent e por periodo para mitigar impacto de exploits</w:t>
       </w:r>
     </w:p>
     <w:p>
@@ -2405,7 +2405,7 @@
           <w:sz w:val="36"/>
           <w:szCs w:val="36"/>
         </w:rPr>
-        <w:t xml:space="preserve">Token VTX</w:t>
+        <w:t>Token TRV</w:t>
       </w:r>
     </w:p>
     <w:p>
@@ -2445,7 +2445,7 @@
           <w:sz w:val="20"/>
           <w:szCs w:val="20"/>
         </w:rPr>
-        <w:t xml:space="preserve">VTX e o token de utilidade nativo do Vortex Protocol. E implementado como um contrato ERC-20 padrao na Ethereum Mainnet, com supply total fixo e definitivo de 1,000,000,000 (um bilhao) de tokens, sem possibilidade de emissao adicional apos o deployment inicial. O contrato nao possui funcao mint() acessivel apos a genesis, e o supply inicial e integralmente pre-mintado e alocado conforme o cronograma descrito na secao de Tokenomics.</w:t>
+        <w:t>TRV e o token de utilidade nativo do Traverse Protocol. E implementado como um contrato ERC-20 padrao na Ethereum Mainnet, com supply total fixo e definitivo de 1,000,000,000 (um bilhao) de tokens, sem possibilidade de emissao adicional apos o deployment inicial. O contrato nao possui funcao mint() acessivel apos a genesis, e o supply inicial e integralmente pre-mintado e alocado conforme o cronograma descrito na secao de Tokenomics.</w:t>
       </w:r>
     </w:p>
     <w:p>
@@ -2494,7 +2494,7 @@
           <w:sz w:val="20"/>
           <w:szCs w:val="20"/>
         </w:rPr>
-        <w:t xml:space="preserve">Qualquer entidade que deseje participar como solver na rede Vortex deve depositar um minimo de 10,000 VTX no contrato VortexStaking. Esse deposito serve como bond de garantia de comportamento correto. Se um solver vence um leilao mas falha em entregar o output prometido — ou entrega menos do que o minAmountOut — uma parcela proporcional de seu stake e slashada e redistribuida para compensar o usuario afetado.</w:t>
+        <w:t>Qualquer entidade que deseje participar como solver na rede Traverse deve depositar um minimo de 10,000 TRV no contrato TraverseStaking. Esse deposito serve como bond de garantia de comportamento correto. Se um solver vence um leilao mas falha em entregar o output prometido — ou entrega menos do que o minAmountOut — uma parcela proporcional de seu stake e slashada e redistribuida para compensar o usuario afetado.</w:t>
       </w:r>
     </w:p>
     <w:p>
@@ -2509,7 +2509,7 @@
           <w:sz w:val="20"/>
           <w:szCs w:val="20"/>
         </w:rPr>
-        <w:t xml:space="preserve">O mecanismo de staking cria tres efeitos positivos: (1) barreia natural contra atores maliciosos que precisariam de capital significativo para participar; (2) skin-in-the-game que alinha incentivos do solver com os do usuario; (3) demanda constante por VTX de novos solvers que desejam entrar na rede.</w:t>
+        <w:t>O mecanismo de staking cria tres efeitos positivos: (1) barreia natural contra atores maliciosos que precisariam de capital significativo para participar; (2) skin-in-the-game que alinha incentivos do solver com os do usuario; (3) demanda constante por TRV de novos solvers que desejam entrar na rede.</w:t>
       </w:r>
     </w:p>
     <w:p>
@@ -2541,7 +2541,7 @@
           <w:sz w:val="20"/>
           <w:szCs w:val="20"/>
         </w:rPr>
-        <w:t xml:space="preserve">Holders de VTX em stake participam da governanca do protocolo atraves do VortexGovernor. Cada VTX em stake equivale a um voto. As decisoes governadas incluem: parametros de fee do protocolo; adicao e remocao de chains suportadas; aprovacao de upgrades do VortexRouter; alocacao do tesouro; alteracoes nos parametros de auction; e definicao de novas funcionalidades via EIPs internas (VIPs — Vortex Improvement Proposals).</w:t>
+        <w:t>Holders de TRV em stake participam da governanca do protocolo atraves do TraverseGovernor. Cada TRV em stake equivale a um voto. As decisoes governadas incluem: parametros de fee do protocolo; adicao e remocao de chains suportadas; aprovacao de upgrades do TraverseRouter; alocacao do tesouro; alteracoes nos parametros de auction; e definicao de novas funcionalidades via EIPs internas (VIPs — Traverse Improvement Proposals).</w:t>
       </w:r>
     </w:p>
     <w:p>
@@ -2588,7 +2588,7 @@
           <w:sz w:val="20"/>
           <w:szCs w:val="20"/>
         </w:rPr>
-        <w:t xml:space="preserve">Usuarios que mantêm VTX em sua carteira ou em stake recebem desconto progressivo na fee de 0.05% cobrada pelo protocolo:</w:t>
+        <w:t>Usuarios que mantêm TRV em sua carteira ou em stake recebem desconto progressivo na fee de 0.05% cobrada pelo protocolo:</w:t>
       </w:r>
     </w:p>
     <w:p>
@@ -2607,7 +2607,7 @@
           <w:sz w:val="20"/>
           <w:szCs w:val="20"/>
         </w:rPr>
-        <w:t xml:space="preserve">0 — 999 VTX: fee padrao de 0.05% (sem desconto)</w:t>
+        <w:t>0 — 999 TRV: fee padrao de 0.05% (sem desconto)</w:t>
       </w:r>
     </w:p>
     <w:p>
@@ -2626,7 +2626,7 @@
           <w:sz w:val="20"/>
           <w:szCs w:val="20"/>
         </w:rPr>
-        <w:t xml:space="preserve">1,000 — 9,999 VTX: desconto de 10% (fee efetiva 0.045%)</w:t>
+        <w:t>1,000 — 9,999 TRV: desconto de 10% (fee efetiva 0.045%)</w:t>
       </w:r>
     </w:p>
     <w:p>
@@ -2645,7 +2645,7 @@
           <w:sz w:val="20"/>
           <w:szCs w:val="20"/>
         </w:rPr>
-        <w:t xml:space="preserve">10,000 — 49,999 VTX: desconto de 25% (fee efetiva 0.0375%)</w:t>
+        <w:t>10,000 — 49,999 TRV: desconto de 25% (fee efetiva 0.0375%)</w:t>
       </w:r>
     </w:p>
     <w:p>
@@ -2664,7 +2664,7 @@
           <w:sz w:val="20"/>
           <w:szCs w:val="20"/>
         </w:rPr>
-        <w:t xml:space="preserve">50,000 — 249,999 VTX: desconto de 40% (fee efetiva 0.03%)</w:t>
+        <w:t>50,000 — 249,999 TRV: desconto de 40% (fee efetiva 0.03%)</w:t>
       </w:r>
     </w:p>
     <w:p>
@@ -2683,7 +2683,7 @@
           <w:sz w:val="20"/>
           <w:szCs w:val="20"/>
         </w:rPr>
-        <w:t xml:space="preserve">250,000+ VTX: desconto maximo de 50% (fee efetiva 0.025%)</w:t>
+        <w:t>250,000+ TRV: desconto maximo de 50% (fee efetiva 0.025%)</w:t>
       </w:r>
     </w:p>
     <w:p>
@@ -2703,7 +2703,7 @@
           <w:sz w:val="20"/>
           <w:szCs w:val="20"/>
         </w:rPr>
-        <w:t xml:space="preserve">Este mecanismo cria incentivos de longo prazo para holders, reduz churn e aumenta a demanda organica por VTX de usuarios frequentes do protocolo.</w:t>
+        <w:t>Este mecanismo cria incentivos de longo prazo para holders, reduz churn e aumenta a demanda organica por TRV de usuarios frequentes do protocolo.</w:t>
       </w:r>
     </w:p>
     <w:p>
@@ -2735,7 +2735,7 @@
           <w:sz w:val="20"/>
           <w:szCs w:val="20"/>
         </w:rPr>
-        <w:t xml:space="preserve">70% de todas as fees coletadas pelo VortexRouter sao distribuidas pro-rata aos holders de VTX em stake (nao apenas solvers, mas qualquer holder que faça staking no contrato VortexStaking). As fees sao acumuladas em USDC ou no token de maior volume e distribuidas semanalmente via uma funcao distribute() chamavel por qualquer usuario (sem permissao especial).</w:t>
+        <w:t>70% de todas as fees coletadas pelo TraverseRouter sao distribuidas pro-rata aos holders de TRV em stake (nao apenas solvers, mas qualquer holder que faça staking no contrato TraverseStaking). As fees sao acumuladas em USDC ou no token de maior volume e distribuidas semanalmente via uma funcao distribute() chamavel por qualquer usuario (sem permissao especial).</w:t>
       </w:r>
     </w:p>
     <w:p>
@@ -2750,7 +2750,7 @@
           <w:sz w:val="20"/>
           <w:szCs w:val="20"/>
         </w:rPr>
-        <w:t xml:space="preserve">Este mecanismo cria uma proposta de valor clara e mensuravel para holders de longo prazo: a posse de VTX representa uma fracao da receita futura do protocolo, similar a um instrumento de participacao nos resultados, sem configurar juridicamente um security (a distribuicao e por atividade de stake, nao por detencao passiva).</w:t>
+        <w:t>Este mecanismo cria uma proposta de valor clara e mensuravel para holders de longo prazo: a posse de TRV representa uma fracao da receita futura do protocolo, similar a um instrumento de participacao nos resultados, sem configurar juridicamente um security (a distribuicao e por atividade de stake, nao por detencao passiva).</w:t>
       </w:r>
     </w:p>
     <w:p>
@@ -2767,7 +2767,7 @@
           <w:sz w:val="28"/>
           <w:szCs w:val="28"/>
         </w:rPr>
-        <w:t xml:space="preserve">5.3 Por que VTX e Necessario</w:t>
+        <w:t>5.3 Por que TRV e Necessario</w:t>
       </w:r>
     </w:p>
     <w:p>
@@ -2782,7 +2782,7 @@
           <w:sz w:val="20"/>
           <w:szCs w:val="20"/>
         </w:rPr>
-        <w:t xml:space="preserve">Uma critica frequente a tokens de protocolos DeFi e que poderiam ser substituidos por ETH ou stablecoins. O VTX resiste a esse teste por multiplas razoes:</w:t>
+        <w:t>Uma critica frequente a tokens de protocolos DeFi e que poderiam ser substituidos por ETH ou stablecoins. O TRV resiste a esse teste por multiplas razoes:</w:t>
       </w:r>
     </w:p>
     <w:p>
@@ -2801,7 +2801,7 @@
           <w:sz w:val="20"/>
           <w:szCs w:val="20"/>
         </w:rPr>
-        <w:t xml:space="preserve">Staking de solver: requer especificamente VTX, criando demanda estrutural e nao substituivel</w:t>
+        <w:t>Staking de solver: requer especificamente TRV, criando demanda estrutural e nao substituivel</w:t>
       </w:r>
     </w:p>
     <w:p>
@@ -2839,7 +2839,7 @@
           <w:sz w:val="20"/>
           <w:szCs w:val="20"/>
         </w:rPr>
-        <w:t xml:space="preserve">Desconto de fee: o beneficio e exclusivo a holders de VTX, incentivando retencao</w:t>
+        <w:t>Desconto de fee: o beneficio e exclusivo a holders de TRV, incentivando retencao</w:t>
       </w:r>
     </w:p>
     <w:p>
@@ -2858,7 +2858,7 @@
           <w:sz w:val="20"/>
           <w:szCs w:val="20"/>
         </w:rPr>
-        <w:t xml:space="preserve">Alinhamento de incentivos: denominar os bonds dos solvers em VTX alinha o interesse dos solvers ao sucesso do protocolo</w:t>
+        <w:t>Alinhamento de incentivos: denominar os bonds dos solvers em TRV alinha o interesse dos solvers ao sucesso do protocolo</w:t>
       </w:r>
     </w:p>
     <w:p>
@@ -2888,7 +2888,7 @@
           <w:sz w:val="20"/>
           <w:szCs w:val="20"/>
         </w:rPr>
-        <w:t xml:space="preserve">O VTX nao e um token de especulacao — e o mecanismo de coordenacao que faz o protocolo funcionar. Solvers sem VTX nao podem participar; usuarios com VTX pagam menos; e o poder de decidir o futuro do protocolo pertence a quem tem VTX em stake.</w:t>
+        <w:t>O TRV nao e um token de especulacao — e o mecanismo de coordenacao que faz o protocolo funcionar. Solvers sem TRV nao podem participar; usuarios com TRV pagam menos; e o poder de decidir o futuro do protocolo pertence a quem tem TRV em stake.</w:t>
       </w:r>
     </w:p>
     <w:p>
@@ -2950,7 +2950,7 @@
           <w:sz w:val="20"/>
           <w:szCs w:val="20"/>
         </w:rPr>
-        <w:t xml:space="preserve">O supply total de 1,000,000,000 VTX e alocado conforme a tabela abaixo, com cronogramas de vesting projetados para maximizar o alinhamento de longo prazo entre todos os stakeholders:</w:t>
+        <w:t>O supply total de 1,000,000,000 TRV e alocado conforme a tabela abaixo, com cronogramas de vesting projetados para maximizar o alinhamento de longo prazo entre todos os stakeholders:</w:t>
       </w:r>
     </w:p>
     <w:p>
@@ -4650,7 +4650,7 @@
           <w:sz w:val="20"/>
           <w:szCs w:val="20"/>
         </w:rPr>
-        <w:t xml:space="preserve">O protocolo cobra uma fee de 0.05% sobre o volume total de cada intent executada. Esta fee e denominada no token de entrada da operacao e convertida automaticamente para USDC pelo VortexRouter no momento do settlement. A distribuicao ocorre conforme a tabela abaixo:</w:t>
+        <w:t>O protocolo cobra uma fee de 0.05% sobre o volume total de cada intent executada. Esta fee e denominada no token de entrada da operacao e convertida automaticamente para USDC pelo TraverseRouter no momento do settlement. A distribuicao ocorre conforme a tabela abaixo:</w:t>
       </w:r>
     </w:p>
     <w:p>
@@ -4852,7 +4852,7 @@
                 <w:sz w:val="18"/>
                 <w:szCs w:val="18"/>
               </w:rPr>
-              <w:t xml:space="preserve">Stakers VTX</w:t>
+              <w:t>Stakers TRV</w:t>
             </w:r>
           </w:p>
         </w:tc>
@@ -5257,7 +5257,7 @@
           <w:sz w:val="20"/>
           <w:szCs w:val="20"/>
         </w:rPr>
-        <w:t xml:space="preserve">Para contextualizacao: em um cenario de volume mensal de $1 bilhao (plausivel apos 12 meses de mainnet considerando o crescimento do mercado cross-chain), o protocolo geraria aproximadamente $500,000 em fees mensais, das quais $350,000 seriam distribuidas a stakers. Com supply circulante inicial de ~100M VTX em stake, isso representa um yield anualizado de aproximadamente 4.2% em USDC — competitivo com outros protocolos DeFi de baixo risco.</w:t>
+        <w:t>Para contextualizacao: em um cenario de volume mensal de $1 bilhao (plausivel apos 12 meses de mainnet considerando o crescimento do mercado cross-chain), o protocolo geraria aproximadamente $500,000 em fees mensais, das quais $350,000 seriam distribuidas a stakers. Com supply circulante inicial de ~100M TRV em stake, isso representa um yield anualizado de aproximadamente 4.2% em USDC — competitivo com outros protocolos DeFi de baixo risco.</w:t>
       </w:r>
     </w:p>
     <w:p>
@@ -5289,7 +5289,7 @@
           <w:sz w:val="20"/>
           <w:szCs w:val="20"/>
         </w:rPr>
-        <w:t xml:space="preserve">O protocolo implementa um mecanismo opcional de burn vinculado a eficiencia de execucao. Quando um solver entrega ao usuario mais do que o minAmountOut especificado na intent (ou seja, o usuario recebe mais do que esperava), 10% do excesso e convertido em VTX no mercado aberto e queimado permanentemente.</w:t>
+        <w:t>O protocolo implementa um mecanismo opcional de burn vinculado a eficiencia de execucao. Quando um solver entrega ao usuario mais do que o minAmountOut especificado na intent (ou seja, o usuario recebe mais do que esperava), 10% do excesso e convertido em TRV no mercado aberto e queimado permanentemente.</w:t>
       </w:r>
     </w:p>
     <w:p>
@@ -5304,7 +5304,7 @@
           <w:sz w:val="20"/>
           <w:szCs w:val="20"/>
         </w:rPr>
-        <w:t xml:space="preserve">Este mecanismo cria deflacao vinculada diretamente a qualidade de execucao: quanto mais competitivos os solvers, mais VTX e queimado. E um incentivo elegante que alinha a saude do token com a qualidade do servico prestado pelo protocolo.</w:t>
+        <w:t>Este mecanismo cria deflacao vinculada diretamente a qualidade de execucao: quanto mais competitivos os solvers, mais TRV e queimado. E um incentivo elegante que alinha a saude do token com a qualidade do servico prestado pelo protocolo.</w:t>
       </w:r>
     </w:p>
     <w:p>
@@ -5381,7 +5381,7 @@
           <w:sz w:val="20"/>
           <w:szCs w:val="20"/>
         </w:rPr>
-        <w:t xml:space="preserve">A governanca do Vortex Protocol e implementada completamente on-chain atraves do contrato VortexGovernor, uma extensao do padrao OpenZeppelin Governor com modulo de timelock. Este modelo garante que nenhuma entidade centralizada — incluindo a equipe fundadora — possa alterar parametros criticos do protocolo sem aprovacao da comunidade de holders.</w:t>
+        <w:t>A governanca do Traverse Protocol e implementada completamente on-chain atraves do contrato TraverseGovernor, uma extensao do padrao OpenZeppelin Governor com modulo de timelock. Este modelo garante que nenhuma entidade centralizada — incluindo a equipe fundadora — possa alterar parametros criticos do protocolo sem aprovacao da comunidade de holders.</w:t>
       </w:r>
     </w:p>
     <w:p>
@@ -5415,7 +5415,7 @@
           <w:sz w:val="20"/>
           <w:szCs w:val="20"/>
         </w:rPr>
-        <w:t xml:space="preserve">Poder de voto: 1 VTX em stake = 1 voto (sem delegacao especial, qualquer holder pode votar diretamente ou delegar)</w:t>
+        <w:t>Poder de voto: 1 TRV em stake = 1 voto (sem delegacao especial, qualquer holder pode votar diretamente ou delegar)</w:t>
       </w:r>
     </w:p>
     <w:p>
@@ -5434,7 +5434,7 @@
           <w:sz w:val="20"/>
           <w:szCs w:val="20"/>
         </w:rPr>
-        <w:t xml:space="preserve">Threshold de proposta: 1,000,000 VTX em stake para submeter uma proposta formal</w:t>
+        <w:t>Threshold de proposta: 1,000,000 TRV em stake para submeter uma proposta formal</w:t>
       </w:r>
     </w:p>
     <w:p>
@@ -5547,7 +5547,7 @@
           <w:sz w:val="20"/>
           <w:szCs w:val="20"/>
         </w:rPr>
-        <w:t xml:space="preserve">O ciclo de vida de uma Vortex Improvement Proposal (VIP) compreende as seguintes etapas:</w:t>
+        <w:t>O ciclo de vida de uma Traverse Improvement Proposal (VIP) compreende as seguintes etapas:</w:t>
       </w:r>
     </w:p>
     <w:p>
@@ -5566,7 +5566,7 @@
           <w:sz w:val="20"/>
           <w:szCs w:val="20"/>
         </w:rPr>
-        <w:t xml:space="preserve">Fase 1 — Discussao (nao obrigatoria): o proponente apresenta a ideia no forum de governanca (snapshot.vortexprotocol.io) para colher feedback da comunidade antes de formalizar</w:t>
+        <w:t>Fase 1 — Discussao (nao obrigatoria): o proponente apresenta a ideia no forum de governanca (snapshot.traverseprotocol.io) para colher feedback da comunidade antes de formalizar</w:t>
       </w:r>
     </w:p>
     <w:p>
@@ -5585,7 +5585,7 @@
           <w:sz w:val="20"/>
           <w:szCs w:val="20"/>
         </w:rPr>
-        <w:t xml:space="preserve">Fase 2 — Proposta Formal: o proponente com stake &gt;= 1M VTX submete a proposta on-chain via VortexGovernor.propose(), incluindo calldata exato da acao a ser executada</w:t>
+        <w:t>Fase 2 — Proposta Formal: o proponente com stake &gt;= 1M TRV submete a proposta on-chain via TraverseGovernor.propose(), incluindo calldata exato da acao a ser executada</w:t>
       </w:r>
     </w:p>
     <w:p>
@@ -5604,7 +5604,7 @@
           <w:sz w:val="20"/>
           <w:szCs w:val="20"/>
         </w:rPr>
-        <w:t xml:space="preserve">Fase 3 — Votacao (5 dias): holders com VTX em stake votam FOR, AGAINST ou ABSTAIN; a contagem e snapshotada no bloco de inicio da votacao</w:t>
+        <w:t>Fase 3 — Votacao (5 dias): holders com TRV em stake votam FOR, AGAINST ou ABSTAIN; a contagem e snapshotada no bloco de inicio da votacao</w:t>
       </w:r>
     </w:p>
     <w:p>
@@ -5774,7 +5774,7 @@
           <w:sz w:val="20"/>
           <w:szCs w:val="20"/>
         </w:rPr>
-        <w:t xml:space="preserve">Stake minimo de solver (atualmente 10,000 VTX)</w:t>
+        <w:t>Stake minimo de solver (atualmente 10,000 TRV)</w:t>
       </w:r>
     </w:p>
     <w:p>
@@ -5812,7 +5812,7 @@
           <w:sz w:val="20"/>
           <w:szCs w:val="20"/>
         </w:rPr>
-        <w:t xml:space="preserve">Aprovacao de upgrades do VortexRouter e VortexStaking</w:t>
+        <w:t>Aprovacao de upgrades do TraverseRouter e TraverseStaking</w:t>
       </w:r>
     </w:p>
     <w:p>
@@ -5949,7 +5949,7 @@
           <w:sz w:val="20"/>
           <w:szCs w:val="20"/>
         </w:rPr>
-        <w:t xml:space="preserve">O roadmap do Vortex Protocol e organizado em fases semestrais que refletem a progressao natural de um protocolo DeFi: de testnet controlada a protocolo maduro com governanca completamente descentralizada. Cada fase tem criterios de sucesso mensuravelmente definidos.</w:t>
+        <w:t>O roadmap do Traverse Protocol e organizado em fases semestrais que refletem a progressao natural de um protocolo DeFi: de testnet controlada a protocolo maduro com governanca completamente descentralizada. Cada fase tem criterios de sucesso mensuravelmente definidos.</w:t>
       </w:r>
     </w:p>
     <w:p>
@@ -6677,7 +6677,7 @@
                 <w:sz w:val="18"/>
                 <w:szCs w:val="18"/>
               </w:rPr>
-              <w:t xml:space="preserve">Vortex V2</w:t>
+              <w:t>Traverse V2</w:t>
             </w:r>
           </w:p>
         </w:tc>
@@ -6938,7 +6938,7 @@
           <w:sz w:val="20"/>
           <w:szCs w:val="20"/>
         </w:rPr>
-        <w:t xml:space="preserve">TVL em staking &gt;= $1M USD equivalente em VTX</w:t>
+        <w:t>TVL em staking &gt;= $1M USD equivalente em TRV</w:t>
       </w:r>
     </w:p>
     <w:p>
@@ -7169,7 +7169,7 @@
           <w:sz w:val="20"/>
           <w:szCs w:val="20"/>
         </w:rPr>
-        <w:t xml:space="preserve">O mercado de agregacao de liquidez e roteamento cross-chain e amplo e crescente, com varios players estabelecidos. Contudo, nenhum deles combina as capacidades que o Vortex Protocol oferece. A tabela a seguir compara o Vortex com os principais concorrentes:</w:t>
+        <w:t>O mercado de agregacao de liquidez e roteamento cross-chain e amplo e crescente, com varios players estabelecidos. Contudo, nenhum deles combina as capacidades que o Traverse Protocol oferece. A tabela a seguir compara o Traverse com os principais concorrentes:</w:t>
       </w:r>
     </w:p>
     <w:p>
@@ -8486,7 +8486,7 @@
                 <w:sz w:val="18"/>
                 <w:szCs w:val="18"/>
               </w:rPr>
-              <w:t xml:space="preserve">VORTEX (VTX)</w:t>
+              <w:t>TRAVERSE (TRV)</w:t>
             </w:r>
           </w:p>
         </w:tc>
@@ -8718,7 +8718,7 @@
           <w:sz w:val="20"/>
           <w:szCs w:val="20"/>
         </w:rPr>
-        <w:t xml:space="preserve">O 1inch e o agregador de DEX mais utilizado no ecosistema Ethereum, roteando transacoes atraves de multiplos protocolos para minimizar slippage. Sua forca reside na profundidade de integracao com DEXs single-chain. Limitacoes criticas: nao suporta operacoes genuinamente cross-chain; seu token 1INCH tem utilidade limitada alem de staking de governanca; nao possui mecanismo de solver auction. O Vortex supera o 1inch em escopo (cross-chain) e mecanismo de execucao (competicao de solvers vs roteamento determinista).</w:t>
+        <w:t>O 1inch e o agregador de DEX mais utilizado no ecosistema Ethereum, roteando transacoes atraves de multiplos protocolos para minimizar slippage. Sua forca reside na profundidade de integracao com DEXs single-chain. Limitacoes criticas: nao suporta operacoes genuinamente cross-chain; seu token 1INCH tem utilidade limitada alem de staking de governanca; nao possui mecanismo de solver auction. O Traverse supera o 1inch em escopo (cross-chain) e mecanismo de execucao (competicao de solvers vs roteamento determinista).</w:t>
       </w:r>
     </w:p>
     <w:p>
@@ -8750,7 +8750,7 @@
           <w:sz w:val="20"/>
           <w:szCs w:val="20"/>
         </w:rPr>
-        <w:t xml:space="preserve">Jupiter e o agregador dominante no ecossistema Solana, com excelente UX e profundidade de integracao com pools nativas. E extremamente eficiente dentro da Solana, mas fundamentalmente limitado a uma unica blockchain. Usuarios que precisam mover assets de ou para Solana devem recorrer a ferramentas externas. O Vortex integra Solana como uma das chains suportadas, tornando Jupiter um partner potencial (acesso a liquidez Solana via solvers) em vez de concorrente direto.</w:t>
+        <w:t>Jupiter e o agregador dominante no ecossistema Solana, com excelente UX e profundidade de integracao com pools nativas. E extremamente eficiente dentro da Solana, mas fundamentalmente limitado a uma unica blockchain. Usuarios que precisam mover assets de ou para Solana devem recorrer a ferramentas externas. O Traverse integra Solana como uma das chains suportadas, tornando Jupiter um partner potencial (acesso a liquidez Solana via solvers) em vez de concorrente direto.</w:t>
       </w:r>
     </w:p>
     <w:p>
@@ -8814,7 +8814,7 @@
           <w:sz w:val="20"/>
           <w:szCs w:val="20"/>
         </w:rPr>
-        <w:t xml:space="preserve">O CoW Protocol e o mais sofisticado entre os concorrentes em termos de mecanismo de auction — seus batch auctions e o conceito de 'Coincidence of Wants' (CoW) sao inovacoes genuinas. Contudo, o CoW Protocol opera exclusivamente na Ethereum (e Gnosis Chain), sem suporte a outras blockchains. Seu modelo de batch auction tambem tem latencia maior que o Dutch Auction do Vortex, tornando-o menos adequado para operacoes time-sensitive cross-chain.</w:t>
+        <w:t>O CoW Protocol e o mais sofisticado entre os concorrentes em termos de mecanismo de auction — seus batch auctions e o conceito de 'Coincidence of Wants' (CoW) sao inovacoes genuinas. Contudo, o CoW Protocol opera exclusivamente na Ethereum (e Gnosis Chain), sem suporte a outras blockchains. Seu modelo de batch auction tambem tem latencia maior que o Dutch Auction do Traverse, tornando-o menos adequado para operacoes time-sensitive cross-chain.</w:t>
       </w:r>
     </w:p>
     <w:p>
@@ -8831,7 +8831,7 @@
           <w:sz w:val="28"/>
           <w:szCs w:val="28"/>
         </w:rPr>
-        <w:t xml:space="preserve">9.2 Posicionamento Estrategico do Vortex</w:t>
+        <w:t>9.2 Posicionamento Estrategico do Traverse</w:t>
       </w:r>
     </w:p>
     <w:p>
@@ -8846,7 +8846,7 @@
           <w:sz w:val="20"/>
           <w:szCs w:val="20"/>
         </w:rPr>
-        <w:t xml:space="preserve">O Vortex Protocol nao compete com DEXs nativas de cada chain — compete com a necessidade do usuario de interagir com essas DEXs diretamente. Ao abstrair toda a complexidade em uma interface de intents, o Vortex posiciona-se como a camada de execucao universal acima dos protocolos existentes, complementar e integrador em vez de substituto.</w:t>
+        <w:t>O Traverse Protocol nao compete com DEXs nativas de cada chain — compete com a necessidade do usuario de interagir com essas DEXs diretamente. Ao abstrair toda a complexidade em uma interface de intents, o Traverse posiciona-se como a camada de execucao universal acima dos protocolos existentes, complementar e integrador em vez de substituto.</w:t>
       </w:r>
     </w:p>
     <w:p>
@@ -8861,7 +8861,7 @@
           <w:sz w:val="20"/>
           <w:szCs w:val="20"/>
         </w:rPr>
-        <w:t xml:space="preserve">A vantagem competitiva do Vortex e sustentavel porque e estrutural: o modelo de solver auction cria rede de efeitos positivos — mais solvers aumentam a competicao, o que melhora a execucao para usuarios, o que aumenta o volume, o que aumenta as recompensas para solvers, o que atrai mais solvers. Este flywheel e dificil de replicar por concorrentes sem capital e base de usuarios ja estabelecidos.</w:t>
+        <w:t>A vantagem competitiva do Traverse e sustentavel porque e estrutural: o modelo de solver auction cria rede de efeitos positivos — mais solvers aumentam a competicao, o que melhora a execucao para usuarios, o que aumenta o volume, o que aumenta as recompensas para solvers, o que atrai mais solvers. Este flywheel e dificil de replicar por concorrentes sem capital e base de usuarios ja estabelecidos.</w:t>
       </w:r>
     </w:p>
     <w:p>
@@ -8906,7 +8906,7 @@
           <w:sz w:val="20"/>
           <w:szCs w:val="20"/>
         </w:rPr>
-        <w:t xml:space="preserve">O Vortex Protocol opera em um ambiente de alto risco tecnologico, regulatorio e de mercado, carateristico do setor DeFi. A equipe adota uma postura proativa de identificacao e mitigacao de riscos. A tabela a seguir lista os principais riscos identificados:</w:t>
+        <w:t>O Traverse Protocol opera em um ambiente de alto risco tecnologico, regulatorio e de mercado, carateristico do setor DeFi. A equipe adota uma postura proativa de identificacao e mitigacao de riscos. A tabela a seguir lista os principais riscos identificados:</w:t>
       </w:r>
     </w:p>
     <w:p>
@@ -9669,7 +9669,7 @@
                 <w:sz w:val="18"/>
                 <w:szCs w:val="18"/>
               </w:rPr>
-              <w:t xml:space="preserve">Timelock 48h; quorum alto (10%); proposta exige 1M VTX; multisig 5/9 como guardiao</w:t>
+              <w:t>Timelock 48h; quorum alto (10%); proposta exige 1M TRV; multisig 5/9 como guardiao</w:t>
             </w:r>
           </w:p>
         </w:tc>
@@ -9773,7 +9773,7 @@
                 <w:sz w:val="18"/>
                 <w:szCs w:val="18"/>
               </w:rPr>
-              <w:t xml:space="preserve">Minimo stake acessivel (10k VTX); sem whitelist; qualquer entidade pode participar</w:t>
+              <w:t>Minimo stake acessivel (10k TRV); sem whitelist; qualquer entidade pode participar</w:t>
             </w:r>
           </w:p>
         </w:tc>
@@ -9810,7 +9810,7 @@
                 <w:sz w:val="18"/>
                 <w:szCs w:val="18"/>
               </w:rPr>
-              <w:t xml:space="preserve">Risco de Mercado (VTX)</w:t>
+              <w:t>Risco de Mercado (TRV)</w:t>
             </w:r>
           </w:p>
         </w:tc>
@@ -9920,7 +9920,7 @@
           <w:sz w:val="20"/>
           <w:szCs w:val="20"/>
         </w:rPr>
-        <w:t xml:space="preserve">O risco tecnologico mais significativo e a existencia de vulnerabilidades em smart contracts. O VortexRouter gerencia fluxos de alto valor e e um alvo atrativo para ataques. Alem das auditorias formais, o protocolo implementa uma estrategia de defense-in-depth: limites de valor por transacao que crescem progressivamente conforme o protocolo matura, pausability de emergencia sob controle do multisig, monitoramento em tempo real via Forta Network, e fundo de seguro de $5M USD equivalente gerenciado pelo tesouro para compensacao de usuarios em caso de exploit.</w:t>
+        <w:t>O risco tecnologico mais significativo e a existencia de vulnerabilidades em smart contracts. O TraverseRouter gerencia fluxos de alto valor e e um alvo atrativo para ataques. Alem das auditorias formais, o protocolo implementa uma estrategia de defense-in-depth: limites de valor por transacao que crescem progressivamente conforme o protocolo matura, pausability de emergencia sob controle do multisig, monitoramento em tempo real via Forta Network, e fundo de seguro de $5M USD equivalente gerenciado pelo tesouro para compensacao de usuarios em caso de exploit.</w:t>
       </w:r>
     </w:p>
     <w:p>
@@ -9952,7 +9952,7 @@
           <w:sz w:val="20"/>
           <w:szCs w:val="20"/>
         </w:rPr>
-        <w:t xml:space="preserve">O ambiente regulatorio para tokens DeFi permanece em evolucao em todas as jurisdicoes relevantes. O VTX foi desenhado especificamente para funcionar como token de utilidade genuina — seu valor deriva do uso do protocolo, nao de expectativa de valorizacao passiva. A equipe trabalha com assessoria juridica especializada em cada jurisdicao de operacao e adota uma postura de compliance proativa, incluindo restricoes geograficas em frontends para jurisdicoes com regulacao restritiva.</w:t>
+        <w:t>O ambiente regulatorio para tokens DeFi permanece em evolucao em todas as jurisdicoes relevantes. O TRV foi desenhado especificamente para funcionar como token de utilidade genuina — seu valor deriva do uso do protocolo, nao de expectativa de valorizacao passiva. A equipe trabalha com assessoria juridica especializada em cada jurisdicao de operacao e adota uma postura de compliance proativa, incluindo restricoes geograficas em frontends para jurisdicoes com regulacao restritiva.</w:t>
       </w:r>
     </w:p>
     <w:p>
@@ -9997,7 +9997,7 @@
           <w:sz w:val="20"/>
           <w:szCs w:val="20"/>
         </w:rPr>
-        <w:t xml:space="preserve">O Vortex Protocol e construido por uma equipe com experiencia combinada de mais de 20 anos em desenvolvimento de protocolos DeFi, pesquisa em sistemas distribuidos e desenvolvimento de negocio em mercados cripto.</w:t>
+        <w:t>O Traverse Protocol e construido por uma equipe com experiencia combinada de mais de 20 anos em desenvolvimento de protocolos DeFi, pesquisa em sistemas distribuidos e desenvolvimento de negocio em mercados cripto.</w:t>
       </w:r>
     </w:p>
     <w:p>
@@ -10338,7 +10338,7 @@
                 <w:sz w:val="18"/>
                 <w:szCs w:val="18"/>
               </w:rPr>
-              <w:t xml:space="preserve">Ex-Solidity lead Aave; especialista em cross-chain messaging; co-autora do modelo de solver auction do Vortex; PhD Sistemas Distribuidos</w:t>
+              <w:t>Ex-Solidity lead Aave; especialista em cross-chain messaging; co-autora do modelo de solver auction do Traverse; PhD Sistemas Distribuidos</w:t>
             </w:r>
           </w:p>
         </w:tc>
@@ -10800,7 +10800,7 @@
           <w:sz w:val="20"/>
           <w:szCs w:val="20"/>
         </w:rPr>
-        <w:t xml:space="preserve">A equipe Vortex opera com os seguintes principios fundamentais: transparencia total com a comunidade (relatorios mensais publicos de metricas e treasury); codigo aberto (todos os contratos publicados no GitHub antes do deploy); sem pre-mine oculto ou vesting privilegiado para fundadores; e compromisso publico de nao vendas de tokens por membros da equipe por pelo menos 12 meses apos o TGE.</w:t>
+        <w:t>A equipe Traverse opera com os seguintes principios fundamentais: transparencia total com a comunidade (relatorios mensais publicos de metricas e treasury); codigo aberto (todos os contratos publicados no GitHub antes do deploy); sem pre-mine oculto ou vesting privilegiado para fundadores; e compromisso publico de nao vendas de tokens por membros da equipe por pelo menos 12 meses apos o TGE.</w:t>
       </w:r>
     </w:p>
     <w:p>
@@ -10860,7 +10860,7 @@
           <w:sz w:val="20"/>
           <w:szCs w:val="20"/>
         </w:rPr>
-        <w:t xml:space="preserve">ESTE DOCUMENTO NAO CONSTITUI OFERTA DE VALORES MOBILIARIOS. Este whitepaper e fornecido exclusivamente para fins informativos e descritivos do Vortex Protocol e do token VTX. Nada neste documento deve ser interpretado como oferta, solicitacao, recomendacao ou convite para comprar, vender, investir ou de qualquer outra forma transacionar tokens VTX ou quaisquer outros ativos digitais ou valores mobiliarios.</w:t>
+        <w:t>ESTE DOCUMENTO NAO CONSTITUI OFERTA DE VALORES MOBILIARIOS. Este whitepaper e fornecido exclusivamente para fins informativos e descritivos do Traverse Protocol e do token TRV. Nada neste documento deve ser interpretado como oferta, solicitacao, recomendacao ou convite para comprar, vender, investir ou de qualquer outra forma transacionar tokens TRV ou quaisquer outros ativos digitais ou valores mobiliarios.</w:t>
       </w:r>
     </w:p>
     <w:p>
@@ -10875,7 +10875,7 @@
           <w:sz w:val="20"/>
           <w:szCs w:val="20"/>
         </w:rPr>
-        <w:t xml:space="preserve">NAO HA GARANTIAS DE RETORNO. O token VTX e um token de utilidade cujo valor de mercado, se houver, sera determinado exclusivamente por forcas de oferta e demanda em mercados secundarios. A equipe Vortex e o protocolo nao fazem qualquer promessa, representacao ou garantia sobre o valor futuro do VTX, liquidez, disponibilidade em exchanges ou qualquer forma de retorno financeiro.</w:t>
+        <w:t>NAO HA GARANTIAS DE RETORNO. O token TRV e um token de utilidade cujo valor de mercado, se houver, sera determinado exclusivamente por forcas de oferta e demanda em mercados secundarios. A equipe Traverse e o protocolo nao fazem qualquer promessa, representacao ou garantia sobre o valor futuro do TRV, liquidez, disponibilidade em exchanges ou qualquer forma de retorno financeiro.</w:t>
       </w:r>
     </w:p>
     <w:p>
@@ -10905,7 +10905,7 @@
           <w:sz w:val="20"/>
           <w:szCs w:val="20"/>
         </w:rPr>
-        <w:t xml:space="preserve">RESTRICOES GEOGRAFICAS. A participacao no Token Generation Event (TGE) e em qualquer oferta de VTX pode ser restrita em certas jurisdicoes, incluindo mas nao limitado aos Estados Unidos da America e outras jurisdicoes onde tais atividades sejam reguladas ou proibidas. E responsabilidade de cada participante verificar e cumprir as leis e regulacoes aplicaveis em sua jurisdicao.</w:t>
+        <w:t>RESTRICOES GEOGRAFICAS. A participacao no Token Generation Event (TGE) e em qualquer oferta de TRV pode ser restrita em certas jurisdicoes, incluindo mas nao limitado aos Estados Unidos da America e outras jurisdicoes onde tais atividades sejam reguladas ou proibidas. E responsabilidade de cada participante verificar e cumprir as leis e regulacoes aplicaveis em sua jurisdicao.</w:t>
       </w:r>
     </w:p>
     <w:p>
@@ -10920,7 +10920,7 @@
           <w:sz w:val="20"/>
           <w:szCs w:val="20"/>
         </w:rPr>
-        <w:t xml:space="preserve">INFORMACOES PROSPECTIVAS. Este whitepaper contem declaracoes prospectivas sobre planos, objetivos, metas, estrategias, eventos futuros e performance do Vortex Protocol. Tais declaracoes sao baseadas em suposicoes e expectativas atuais e estao sujeitas a riscos conhecidos e desconhecidos, incertezas e outros fatores que podem fazer com que os resultados reais difiram materialmente dos projetados.</w:t>
+        <w:t>INFORMACOES PROSPECTIVAS. Este whitepaper contem declaracoes prospectivas sobre planos, objetivos, metas, estrategias, eventos futuros e performance do Traverse Protocol. Tais declaracoes sao baseadas em suposicoes e expectativas atuais e estao sujeitas a riscos conhecidos e desconhecidos, incertezas e outros fatores que podem fazer com que os resultados reais difiram materialmente dos projetados.</w:t>
       </w:r>
     </w:p>
     <w:p>
@@ -10935,7 +10935,7 @@
           <w:sz w:val="20"/>
           <w:szCs w:val="20"/>
         </w:rPr>
-        <w:t xml:space="preserve">PROPRIEDADE INTELECTUAL. Todo o conteudo deste whitepaper e de propriedade da Vortex Protocol Foundation. A reproducao parcial ou total e permitida para fins nao-comerciais desde que a fonte seja citada e o conteudo nao seja alterado ou descontextualizado.</w:t>
+        <w:t>PROPRIEDADE INTELECTUAL. Todo o conteudo deste whitepaper e de propriedade da Traverse Protocol Foundation. A reproducao parcial ou total e permitida para fins nao-comerciais desde que a fonte seja citada e o conteudo nao seja alterado ou descontextualizado.</w:t>
       </w:r>
     </w:p>
     <w:p>
@@ -10957,7 +10957,7 @@
           <w:sz w:val="24"/>
           <w:szCs w:val="24"/>
         </w:rPr>
-        <w:t xml:space="preserve">Vortex Protocol Foundation</w:t>
+        <w:t>Traverse Protocol Foundation</w:t>
       </w:r>
     </w:p>
     <w:p>
@@ -10989,7 +10989,7 @@
           <w:sz w:val="20"/>
           <w:szCs w:val="20"/>
         </w:rPr>
-        <w:t xml:space="preserve">vortexprotocol.io | contact@vortexprotocol.io</w:t>
+        <w:t>traverseprotocol.io | contact@traverseprotocol.io</w:t>
       </w:r>
     </w:p>
     <w:sectPr>
@@ -11062,7 +11062,7 @@
         <w:sz w:val="16"/>
         <w:szCs w:val="16"/>
       </w:rPr>
-      <w:t xml:space="preserve">vortexprotocol.io  —  Pagina </w:t>
+      <w:t xml:space="preserve">traverseprotocol.io  —  Pagina </w:t>
     </w:r>
     <w:r>
       <w:rPr>
@@ -11147,7 +11147,7 @@
         <w:sz w:val="16"/>
         <w:szCs w:val="16"/>
       </w:rPr>
-      <w:t xml:space="preserve">VORTEX PROTOCOL  |  VTX Whitepaper v1.0  |  Junho 2026</w:t>
+      <w:t>TRAVERSE PROTOCOL  |  TRV Whitepaper v1.0  |  Junho 2026</w:t>
     </w:r>
   </w:p>
 </w:hdr>
